--- a/docs/Лабораторна_1_2_3.docx
+++ b/docs/Лабораторна_1_2_3.docx
@@ -696,21 +696,580 @@
         <w:t>бренч</w:t>
       </w:r>
       <w:proofErr w:type="spellEnd"/>
-    </w:p>
-    <w:p>
-      <w:pPr>
-        <w:spacing w:before="60" w:after="40"/>
-        <w:jc w:val="left"/>
-        <w:rPr>
-          <w:bCs/>
-        </w:rPr>
-      </w:pPr>
-      <w:r>
-        <w:rPr>
-          <w:bCs/>
+      <w:r>
+        <w:rPr>
+          <w:bCs/>
+          <w:lang w:val="en-US"/>
         </w:rPr>
         <w:t xml:space="preserve"> </w:t>
       </w:r>
+      <w:r>
+        <w:rPr>
+          <w:bCs/>
+        </w:rPr>
+        <w:t xml:space="preserve">та добавляємо в нього файл лабораторної в папці </w:t>
+      </w:r>
+      <w:r>
+        <w:rPr>
+          <w:bCs/>
+          <w:lang w:val="en-US"/>
+        </w:rPr>
+        <w:t xml:space="preserve">docs.  </w:t>
+      </w:r>
+      <w:r>
+        <w:rPr>
+          <w:bCs/>
+        </w:rPr>
+        <w:t xml:space="preserve">Після цього добавляємо новий файл в систему </w:t>
+      </w:r>
+      <w:proofErr w:type="spellStart"/>
+      <w:r>
+        <w:rPr>
+          <w:bCs/>
+        </w:rPr>
+        <w:t>версіонування</w:t>
+      </w:r>
+      <w:proofErr w:type="spellEnd"/>
+    </w:p>
+    <w:p>
+      <w:pPr>
+        <w:spacing w:before="60" w:after="40"/>
+        <w:jc w:val="left"/>
+        <w:rPr>
+          <w:bCs/>
+        </w:rPr>
+      </w:pPr>
+      <w:r>
+        <w:rPr>
+          <w:bCs/>
+          <w:lang w:val="en-US"/>
+        </w:rPr>
+        <w:t xml:space="preserve"> </w:t>
+      </w:r>
+      <w:r>
+        <w:rPr>
+          <w:bCs/>
+          <w:lang w:val="en-US"/>
+        </w:rPr>
+        <w:drawing>
+          <wp:inline distT="0" distB="0" distL="0" distR="0" wp14:anchorId="2B2DCDE3" wp14:editId="2D82E233">
+            <wp:extent cx="6188710" cy="5885815"/>
+            <wp:effectExtent l="0" t="0" r="2540" b="635"/>
+            <wp:docPr id="1885553793" name="Рисунок 1"/>
+            <wp:cNvGraphicFramePr>
+              <a:graphicFrameLocks xmlns:a="http://schemas.openxmlformats.org/drawingml/2006/main" noChangeAspect="1"/>
+            </wp:cNvGraphicFramePr>
+            <a:graphic xmlns:a="http://schemas.openxmlformats.org/drawingml/2006/main">
+              <a:graphicData uri="http://schemas.openxmlformats.org/drawingml/2006/picture">
+                <pic:pic xmlns:pic="http://schemas.openxmlformats.org/drawingml/2006/picture">
+                  <pic:nvPicPr>
+                    <pic:cNvPr id="1885553793" name=""/>
+                    <pic:cNvPicPr/>
+                  </pic:nvPicPr>
+                  <pic:blipFill>
+                    <a:blip r:embed="rId10"/>
+                    <a:stretch>
+                      <a:fillRect/>
+                    </a:stretch>
+                  </pic:blipFill>
+                  <pic:spPr>
+                    <a:xfrm>
+                      <a:off x="0" y="0"/>
+                      <a:ext cx="6188710" cy="5885815"/>
+                    </a:xfrm>
+                    <a:prstGeom prst="rect">
+                      <a:avLst/>
+                    </a:prstGeom>
+                  </pic:spPr>
+                </pic:pic>
+              </a:graphicData>
+            </a:graphic>
+          </wp:inline>
+        </w:drawing>
+      </w:r>
+    </w:p>
+    <w:p>
+      <w:pPr>
+        <w:spacing w:before="60" w:after="40"/>
+        <w:jc w:val="left"/>
+        <w:rPr>
+          <w:bCs/>
+        </w:rPr>
+      </w:pPr>
+    </w:p>
+    <w:p>
+      <w:pPr>
+        <w:spacing w:before="60" w:after="40"/>
+        <w:jc w:val="left"/>
+        <w:rPr>
+          <w:bCs/>
+        </w:rPr>
+      </w:pPr>
+      <w:r>
+        <w:rPr>
+          <w:bCs/>
+        </w:rPr>
+        <w:t xml:space="preserve">Створюємо </w:t>
+      </w:r>
+      <w:proofErr w:type="spellStart"/>
+      <w:r>
+        <w:rPr>
+          <w:bCs/>
+        </w:rPr>
+        <w:t>коміт</w:t>
+      </w:r>
+      <w:proofErr w:type="spellEnd"/>
+      <w:r>
+        <w:rPr>
+          <w:bCs/>
+        </w:rPr>
+        <w:t xml:space="preserve"> з змінами</w:t>
+      </w:r>
+    </w:p>
+    <w:p>
+      <w:pPr>
+        <w:spacing w:before="60" w:after="40"/>
+        <w:jc w:val="left"/>
+        <w:rPr>
+          <w:bCs/>
+          <w:lang w:val="en-US"/>
+        </w:rPr>
+      </w:pPr>
+      <w:r>
+        <w:rPr>
+          <w:bCs/>
+        </w:rPr>
+        <w:lastRenderedPageBreak/>
+        <w:drawing>
+          <wp:inline distT="0" distB="0" distL="0" distR="0" wp14:anchorId="570ADD3F" wp14:editId="56D69B11">
+            <wp:extent cx="4743485" cy="8248710"/>
+            <wp:effectExtent l="0" t="0" r="0" b="0"/>
+            <wp:docPr id="269062058" name="Рисунок 1"/>
+            <wp:cNvGraphicFramePr>
+              <a:graphicFrameLocks xmlns:a="http://schemas.openxmlformats.org/drawingml/2006/main" noChangeAspect="1"/>
+            </wp:cNvGraphicFramePr>
+            <a:graphic xmlns:a="http://schemas.openxmlformats.org/drawingml/2006/main">
+              <a:graphicData uri="http://schemas.openxmlformats.org/drawingml/2006/picture">
+                <pic:pic xmlns:pic="http://schemas.openxmlformats.org/drawingml/2006/picture">
+                  <pic:nvPicPr>
+                    <pic:cNvPr id="269062058" name=""/>
+                    <pic:cNvPicPr/>
+                  </pic:nvPicPr>
+                  <pic:blipFill>
+                    <a:blip r:embed="rId11"/>
+                    <a:stretch>
+                      <a:fillRect/>
+                    </a:stretch>
+                  </pic:blipFill>
+                  <pic:spPr>
+                    <a:xfrm>
+                      <a:off x="0" y="0"/>
+                      <a:ext cx="4743485" cy="8248710"/>
+                    </a:xfrm>
+                    <a:prstGeom prst="rect">
+                      <a:avLst/>
+                    </a:prstGeom>
+                  </pic:spPr>
+                </pic:pic>
+              </a:graphicData>
+            </a:graphic>
+          </wp:inline>
+        </w:drawing>
+      </w:r>
+    </w:p>
+    <w:p>
+      <w:pPr>
+        <w:spacing w:before="60" w:after="40"/>
+        <w:jc w:val="left"/>
+        <w:rPr>
+          <w:bCs/>
+        </w:rPr>
+      </w:pPr>
+      <w:r>
+        <w:rPr>
+          <w:bCs/>
+        </w:rPr>
+        <w:t xml:space="preserve"> </w:t>
+      </w:r>
+    </w:p>
+    <w:p>
+      <w:pPr>
+        <w:spacing w:before="60" w:after="40"/>
+        <w:jc w:val="left"/>
+        <w:rPr>
+          <w:bCs/>
+        </w:rPr>
+      </w:pPr>
+      <w:r>
+        <w:rPr>
+          <w:bCs/>
+        </w:rPr>
+        <w:lastRenderedPageBreak/>
+        <w:t xml:space="preserve">Виконуємо команду </w:t>
+      </w:r>
+      <w:r>
+        <w:rPr>
+          <w:bCs/>
+          <w:lang w:val="en-US"/>
+        </w:rPr>
+        <w:t xml:space="preserve">push </w:t>
+      </w:r>
+    </w:p>
+    <w:p>
+      <w:pPr>
+        <w:spacing w:before="60" w:after="40"/>
+        <w:jc w:val="left"/>
+        <w:rPr>
+          <w:bCs/>
+        </w:rPr>
+      </w:pPr>
+      <w:r>
+        <w:rPr>
+          <w:bCs/>
+        </w:rPr>
+        <w:drawing>
+          <wp:inline distT="0" distB="0" distL="0" distR="0" wp14:anchorId="108EFFE5" wp14:editId="2E14AAB4">
+            <wp:extent cx="4119562" cy="1923597"/>
+            <wp:effectExtent l="0" t="0" r="0" b="635"/>
+            <wp:docPr id="208793230" name="Рисунок 1"/>
+            <wp:cNvGraphicFramePr>
+              <a:graphicFrameLocks xmlns:a="http://schemas.openxmlformats.org/drawingml/2006/main" noChangeAspect="1"/>
+            </wp:cNvGraphicFramePr>
+            <a:graphic xmlns:a="http://schemas.openxmlformats.org/drawingml/2006/main">
+              <a:graphicData uri="http://schemas.openxmlformats.org/drawingml/2006/picture">
+                <pic:pic xmlns:pic="http://schemas.openxmlformats.org/drawingml/2006/picture">
+                  <pic:nvPicPr>
+                    <pic:cNvPr id="208793230" name=""/>
+                    <pic:cNvPicPr/>
+                  </pic:nvPicPr>
+                  <pic:blipFill>
+                    <a:blip r:embed="rId12"/>
+                    <a:stretch>
+                      <a:fillRect/>
+                    </a:stretch>
+                  </pic:blipFill>
+                  <pic:spPr>
+                    <a:xfrm>
+                      <a:off x="0" y="0"/>
+                      <a:ext cx="4182115" cy="1952806"/>
+                    </a:xfrm>
+                    <a:prstGeom prst="rect">
+                      <a:avLst/>
+                    </a:prstGeom>
+                  </pic:spPr>
+                </pic:pic>
+              </a:graphicData>
+            </a:graphic>
+          </wp:inline>
+        </w:drawing>
+      </w:r>
+    </w:p>
+    <w:p>
+      <w:pPr>
+        <w:spacing w:before="60" w:after="40"/>
+        <w:jc w:val="left"/>
+        <w:rPr>
+          <w:bCs/>
+        </w:rPr>
+      </w:pPr>
+    </w:p>
+    <w:p>
+      <w:pPr>
+        <w:spacing w:before="60" w:after="40"/>
+        <w:jc w:val="left"/>
+        <w:rPr>
+          <w:bCs/>
+        </w:rPr>
+      </w:pPr>
+      <w:r>
+        <w:rPr>
+          <w:bCs/>
+        </w:rPr>
+        <w:t xml:space="preserve">Перевіряємо відображення нового </w:t>
+      </w:r>
+      <w:proofErr w:type="spellStart"/>
+      <w:r>
+        <w:rPr>
+          <w:bCs/>
+        </w:rPr>
+        <w:t>бренчу</w:t>
+      </w:r>
+      <w:proofErr w:type="spellEnd"/>
+      <w:r>
+        <w:rPr>
+          <w:bCs/>
+        </w:rPr>
+        <w:t xml:space="preserve"> в репозиторії </w:t>
+      </w:r>
+    </w:p>
+    <w:p>
+      <w:pPr>
+        <w:spacing w:before="60" w:after="40"/>
+        <w:jc w:val="left"/>
+        <w:rPr>
+          <w:bCs/>
+        </w:rPr>
+      </w:pPr>
+      <w:r>
+        <w:rPr>
+          <w:bCs/>
+        </w:rPr>
+        <w:drawing>
+          <wp:inline distT="0" distB="0" distL="0" distR="0" wp14:anchorId="577F5CD0" wp14:editId="6B1BF4B1">
+            <wp:extent cx="4957762" cy="2521103"/>
+            <wp:effectExtent l="0" t="0" r="0" b="0"/>
+            <wp:docPr id="405908406" name="Рисунок 1"/>
+            <wp:cNvGraphicFramePr>
+              <a:graphicFrameLocks xmlns:a="http://schemas.openxmlformats.org/drawingml/2006/main" noChangeAspect="1"/>
+            </wp:cNvGraphicFramePr>
+            <a:graphic xmlns:a="http://schemas.openxmlformats.org/drawingml/2006/main">
+              <a:graphicData uri="http://schemas.openxmlformats.org/drawingml/2006/picture">
+                <pic:pic xmlns:pic="http://schemas.openxmlformats.org/drawingml/2006/picture">
+                  <pic:nvPicPr>
+                    <pic:cNvPr id="405908406" name=""/>
+                    <pic:cNvPicPr/>
+                  </pic:nvPicPr>
+                  <pic:blipFill>
+                    <a:blip r:embed="rId13"/>
+                    <a:stretch>
+                      <a:fillRect/>
+                    </a:stretch>
+                  </pic:blipFill>
+                  <pic:spPr>
+                    <a:xfrm>
+                      <a:off x="0" y="0"/>
+                      <a:ext cx="4965095" cy="2524832"/>
+                    </a:xfrm>
+                    <a:prstGeom prst="rect">
+                      <a:avLst/>
+                    </a:prstGeom>
+                  </pic:spPr>
+                </pic:pic>
+              </a:graphicData>
+            </a:graphic>
+          </wp:inline>
+        </w:drawing>
+      </w:r>
+    </w:p>
+    <w:p>
+      <w:pPr>
+        <w:spacing w:before="60" w:after="40"/>
+        <w:jc w:val="left"/>
+        <w:rPr>
+          <w:bCs/>
+        </w:rPr>
+      </w:pPr>
+      <w:r>
+        <w:rPr>
+          <w:bCs/>
+        </w:rPr>
+        <w:lastRenderedPageBreak/>
+        <w:t xml:space="preserve">Створюємо новий </w:t>
+      </w:r>
+      <w:proofErr w:type="spellStart"/>
+      <w:r>
+        <w:rPr>
+          <w:bCs/>
+        </w:rPr>
+        <w:t>пулл-реквест</w:t>
+      </w:r>
+      <w:proofErr w:type="spellEnd"/>
+      <w:r>
+        <w:rPr>
+          <w:bCs/>
+        </w:rPr>
+        <w:t xml:space="preserve"> в основну гілку</w:t>
+      </w:r>
+      <w:r>
+        <w:rPr>
+          <w:bCs/>
+        </w:rPr>
+        <w:t>, та б</w:t>
+      </w:r>
+      <w:r>
+        <w:rPr>
+          <w:bCs/>
+        </w:rPr>
+        <w:t xml:space="preserve">ачимо що в змінах з’явився новий файл </w:t>
+      </w:r>
+      <w:r>
+        <w:rPr>
+          <w:bCs/>
+        </w:rPr>
+        <w:drawing>
+          <wp:inline distT="0" distB="0" distL="0" distR="0" wp14:anchorId="0FE3E3B0" wp14:editId="2F17D3BC">
+            <wp:extent cx="5618741" cy="2886075"/>
+            <wp:effectExtent l="0" t="0" r="1270" b="0"/>
+            <wp:docPr id="680081412" name="Рисунок 1"/>
+            <wp:cNvGraphicFramePr>
+              <a:graphicFrameLocks xmlns:a="http://schemas.openxmlformats.org/drawingml/2006/main" noChangeAspect="1"/>
+            </wp:cNvGraphicFramePr>
+            <a:graphic xmlns:a="http://schemas.openxmlformats.org/drawingml/2006/main">
+              <a:graphicData uri="http://schemas.openxmlformats.org/drawingml/2006/picture">
+                <pic:pic xmlns:pic="http://schemas.openxmlformats.org/drawingml/2006/picture">
+                  <pic:nvPicPr>
+                    <pic:cNvPr id="680081412" name=""/>
+                    <pic:cNvPicPr/>
+                  </pic:nvPicPr>
+                  <pic:blipFill>
+                    <a:blip r:embed="rId14"/>
+                    <a:stretch>
+                      <a:fillRect/>
+                    </a:stretch>
+                  </pic:blipFill>
+                  <pic:spPr>
+                    <a:xfrm>
+                      <a:off x="0" y="0"/>
+                      <a:ext cx="5645496" cy="2899818"/>
+                    </a:xfrm>
+                    <a:prstGeom prst="rect">
+                      <a:avLst/>
+                    </a:prstGeom>
+                  </pic:spPr>
+                </pic:pic>
+              </a:graphicData>
+            </a:graphic>
+          </wp:inline>
+        </w:drawing>
+      </w:r>
+      <w:r>
+        <w:rPr>
+          <w:bCs/>
+        </w:rPr>
+        <w:t xml:space="preserve"> </w:t>
+      </w:r>
+    </w:p>
+    <w:p>
+      <w:pPr>
+        <w:spacing w:before="60" w:after="40"/>
+        <w:jc w:val="left"/>
+        <w:rPr>
+          <w:bCs/>
+        </w:rPr>
+      </w:pPr>
+    </w:p>
+    <w:p>
+      <w:pPr>
+        <w:spacing w:before="60" w:after="40"/>
+        <w:jc w:val="left"/>
+        <w:rPr>
+          <w:bCs/>
+        </w:rPr>
+      </w:pPr>
+      <w:r>
+        <w:rPr>
+          <w:bCs/>
+        </w:rPr>
+        <w:t xml:space="preserve">Проводимо злиття і бачимо що новий файл з’явився в основному </w:t>
+      </w:r>
+      <w:proofErr w:type="spellStart"/>
+      <w:r>
+        <w:rPr>
+          <w:bCs/>
+        </w:rPr>
+        <w:t>бренчі</w:t>
+      </w:r>
+      <w:proofErr w:type="spellEnd"/>
+      <w:r>
+        <w:rPr>
+          <w:bCs/>
+        </w:rPr>
+        <w:t xml:space="preserve"> </w:t>
+      </w:r>
+    </w:p>
+    <w:p>
+      <w:pPr>
+        <w:spacing w:before="60" w:after="40"/>
+        <w:jc w:val="left"/>
+        <w:rPr>
+          <w:bCs/>
+        </w:rPr>
+      </w:pPr>
+      <w:r>
+        <w:rPr>
+          <w:bCs/>
+        </w:rPr>
+        <w:drawing>
+          <wp:inline distT="0" distB="0" distL="0" distR="0" wp14:anchorId="26932EA9" wp14:editId="196347E7">
+            <wp:extent cx="6188710" cy="2407920"/>
+            <wp:effectExtent l="0" t="0" r="2540" b="0"/>
+            <wp:docPr id="748874196" name="Рисунок 1"/>
+            <wp:cNvGraphicFramePr>
+              <a:graphicFrameLocks xmlns:a="http://schemas.openxmlformats.org/drawingml/2006/main" noChangeAspect="1"/>
+            </wp:cNvGraphicFramePr>
+            <a:graphic xmlns:a="http://schemas.openxmlformats.org/drawingml/2006/main">
+              <a:graphicData uri="http://schemas.openxmlformats.org/drawingml/2006/picture">
+                <pic:pic xmlns:pic="http://schemas.openxmlformats.org/drawingml/2006/picture">
+                  <pic:nvPicPr>
+                    <pic:cNvPr id="748874196" name=""/>
+                    <pic:cNvPicPr/>
+                  </pic:nvPicPr>
+                  <pic:blipFill>
+                    <a:blip r:embed="rId15"/>
+                    <a:stretch>
+                      <a:fillRect/>
+                    </a:stretch>
+                  </pic:blipFill>
+                  <pic:spPr>
+                    <a:xfrm>
+                      <a:off x="0" y="0"/>
+                      <a:ext cx="6188710" cy="2407920"/>
+                    </a:xfrm>
+                    <a:prstGeom prst="rect">
+                      <a:avLst/>
+                    </a:prstGeom>
+                  </pic:spPr>
+                </pic:pic>
+              </a:graphicData>
+            </a:graphic>
+          </wp:inline>
+        </w:drawing>
+      </w:r>
+    </w:p>
+    <w:p>
+      <w:pPr>
+        <w:spacing w:before="60" w:after="40"/>
+        <w:jc w:val="left"/>
+        <w:rPr>
+          <w:bCs/>
+        </w:rPr>
+      </w:pPr>
+    </w:p>
+    <w:p>
+      <w:pPr>
+        <w:spacing w:before="60" w:after="40"/>
+        <w:jc w:val="left"/>
+        <w:rPr>
+          <w:bCs/>
+        </w:rPr>
+      </w:pPr>
+    </w:p>
+    <w:p>
+      <w:pPr>
+        <w:spacing w:before="60" w:after="40"/>
+        <w:jc w:val="left"/>
+        <w:rPr>
+          <w:bCs/>
+        </w:rPr>
+      </w:pPr>
+    </w:p>
+    <w:p>
+      <w:pPr>
+        <w:spacing w:before="60" w:after="40"/>
+        <w:jc w:val="left"/>
+        <w:rPr>
+          <w:bCs/>
+        </w:rPr>
+      </w:pPr>
+    </w:p>
+    <w:p>
+      <w:pPr>
+        <w:spacing w:before="60" w:after="40"/>
+        <w:jc w:val="left"/>
+        <w:rPr>
+          <w:bCs/>
+        </w:rPr>
+      </w:pPr>
     </w:p>
     <w:p>
       <w:pPr>
@@ -730,6 +1289,7 @@
         <w:rPr>
           <w:b/>
         </w:rPr>
+        <w:lastRenderedPageBreak/>
         <w:t>Висновок:</w:t>
       </w:r>
     </w:p>

--- a/docs/Лабораторна_1_2_3.docx
+++ b/docs/Лабораторна_1_2_3.docx
@@ -1267,29 +1267,508 @@
         <w:spacing w:before="60" w:after="40"/>
         <w:jc w:val="left"/>
         <w:rPr>
-          <w:bCs/>
-        </w:rPr>
-      </w:pPr>
-    </w:p>
-    <w:p>
-      <w:pPr>
-        <w:spacing w:before="60" w:after="40"/>
-        <w:jc w:val="left"/>
-        <w:rPr>
-          <w:bCs/>
-        </w:rPr>
-      </w:pPr>
-    </w:p>
-    <w:p>
-      <w:pPr>
-        <w:spacing w:before="60" w:after="40"/>
-        <w:jc w:val="left"/>
-      </w:pPr>
-      <w:r>
-        <w:rPr>
           <w:b/>
         </w:rPr>
+      </w:pPr>
+      <w:r>
+        <w:rPr>
+          <w:b/>
+        </w:rPr>
+        <w:t>Крок 2</w:t>
+      </w:r>
+    </w:p>
+    <w:p>
+      <w:pPr>
+        <w:spacing w:before="60" w:after="40"/>
+        <w:jc w:val="left"/>
+        <w:rPr>
+          <w:b/>
+        </w:rPr>
+      </w:pPr>
+    </w:p>
+    <w:p>
+      <w:pPr>
+        <w:spacing w:before="60" w:after="40"/>
+        <w:jc w:val="left"/>
+        <w:rPr>
+          <w:bCs/>
+        </w:rPr>
+      </w:pPr>
+      <w:r>
+        <w:rPr>
+          <w:bCs/>
+        </w:rPr>
         <w:lastRenderedPageBreak/>
+        <w:t xml:space="preserve">Нам необхідно використати базові елементи розмітки </w:t>
+      </w:r>
+      <w:r>
+        <w:rPr>
+          <w:bCs/>
+          <w:lang w:val="en-US"/>
+        </w:rPr>
+        <w:t>HTML</w:t>
+      </w:r>
+      <w:r>
+        <w:rPr>
+          <w:bCs/>
+        </w:rPr>
+        <w:t xml:space="preserve">. Для цього ми створюємо новий </w:t>
+      </w:r>
+      <w:proofErr w:type="spellStart"/>
+      <w:r>
+        <w:rPr>
+          <w:bCs/>
+        </w:rPr>
+        <w:t>бренч</w:t>
+      </w:r>
+      <w:proofErr w:type="spellEnd"/>
+      <w:r>
+        <w:rPr>
+          <w:bCs/>
+        </w:rPr>
+        <w:t xml:space="preserve"> , та вносимо необхідні зміни в файл </w:t>
+      </w:r>
+      <w:r>
+        <w:rPr>
+          <w:bCs/>
+          <w:lang w:val="en-US"/>
+        </w:rPr>
+        <w:t xml:space="preserve">index.html </w:t>
+      </w:r>
+      <w:r>
+        <w:rPr>
+          <w:bCs/>
+        </w:rPr>
+        <w:t xml:space="preserve">. </w:t>
+      </w:r>
+      <w:r>
+        <w:rPr>
+          <w:bCs/>
+        </w:rPr>
+        <w:t xml:space="preserve"> </w:t>
+      </w:r>
+    </w:p>
+    <w:p>
+      <w:pPr>
+        <w:spacing w:before="60" w:after="40"/>
+        <w:jc w:val="left"/>
+        <w:rPr>
+          <w:bCs/>
+        </w:rPr>
+      </w:pPr>
+      <w:r>
+        <w:rPr>
+          <w:bCs/>
+        </w:rPr>
+        <w:drawing>
+          <wp:inline distT="0" distB="0" distL="0" distR="0" wp14:anchorId="3057A2BF" wp14:editId="0CF49B4A">
+            <wp:extent cx="6188710" cy="4100830"/>
+            <wp:effectExtent l="0" t="0" r="2540" b="0"/>
+            <wp:docPr id="59942921" name="Рисунок 1"/>
+            <wp:cNvGraphicFramePr>
+              <a:graphicFrameLocks xmlns:a="http://schemas.openxmlformats.org/drawingml/2006/main" noChangeAspect="1"/>
+            </wp:cNvGraphicFramePr>
+            <a:graphic xmlns:a="http://schemas.openxmlformats.org/drawingml/2006/main">
+              <a:graphicData uri="http://schemas.openxmlformats.org/drawingml/2006/picture">
+                <pic:pic xmlns:pic="http://schemas.openxmlformats.org/drawingml/2006/picture">
+                  <pic:nvPicPr>
+                    <pic:cNvPr id="59942921" name=""/>
+                    <pic:cNvPicPr/>
+                  </pic:nvPicPr>
+                  <pic:blipFill>
+                    <a:blip r:embed="rId16"/>
+                    <a:stretch>
+                      <a:fillRect/>
+                    </a:stretch>
+                  </pic:blipFill>
+                  <pic:spPr>
+                    <a:xfrm>
+                      <a:off x="0" y="0"/>
+                      <a:ext cx="6188710" cy="4100830"/>
+                    </a:xfrm>
+                    <a:prstGeom prst="rect">
+                      <a:avLst/>
+                    </a:prstGeom>
+                  </pic:spPr>
+                </pic:pic>
+              </a:graphicData>
+            </a:graphic>
+          </wp:inline>
+        </w:drawing>
+      </w:r>
+    </w:p>
+    <w:p>
+      <w:pPr>
+        <w:spacing w:before="60" w:after="40"/>
+        <w:jc w:val="left"/>
+        <w:rPr>
+          <w:bCs/>
+        </w:rPr>
+      </w:pPr>
+      <w:r>
+        <w:rPr>
+          <w:bCs/>
+        </w:rPr>
+        <w:t xml:space="preserve">Перевіряємо чи </w:t>
+      </w:r>
+      <w:proofErr w:type="spellStart"/>
+      <w:r>
+        <w:rPr>
+          <w:bCs/>
+        </w:rPr>
+        <w:t>корректно</w:t>
+      </w:r>
+      <w:proofErr w:type="spellEnd"/>
+      <w:r>
+        <w:rPr>
+          <w:bCs/>
+        </w:rPr>
+        <w:t xml:space="preserve"> відображається сторінка при відкритті через браузер </w:t>
+      </w:r>
+    </w:p>
+    <w:p>
+      <w:pPr>
+        <w:spacing w:before="60" w:after="40"/>
+        <w:jc w:val="left"/>
+        <w:rPr>
+          <w:bCs/>
+        </w:rPr>
+      </w:pPr>
+      <w:r>
+        <w:rPr>
+          <w:bCs/>
+        </w:rPr>
+        <w:lastRenderedPageBreak/>
+        <w:drawing>
+          <wp:inline distT="0" distB="0" distL="0" distR="0" wp14:anchorId="52516BD2" wp14:editId="3136C3F7">
+            <wp:extent cx="6188710" cy="5045710"/>
+            <wp:effectExtent l="0" t="0" r="2540" b="2540"/>
+            <wp:docPr id="1609290117" name="Рисунок 1"/>
+            <wp:cNvGraphicFramePr>
+              <a:graphicFrameLocks xmlns:a="http://schemas.openxmlformats.org/drawingml/2006/main" noChangeAspect="1"/>
+            </wp:cNvGraphicFramePr>
+            <a:graphic xmlns:a="http://schemas.openxmlformats.org/drawingml/2006/main">
+              <a:graphicData uri="http://schemas.openxmlformats.org/drawingml/2006/picture">
+                <pic:pic xmlns:pic="http://schemas.openxmlformats.org/drawingml/2006/picture">
+                  <pic:nvPicPr>
+                    <pic:cNvPr id="1609290117" name=""/>
+                    <pic:cNvPicPr/>
+                  </pic:nvPicPr>
+                  <pic:blipFill>
+                    <a:blip r:embed="rId17"/>
+                    <a:stretch>
+                      <a:fillRect/>
+                    </a:stretch>
+                  </pic:blipFill>
+                  <pic:spPr>
+                    <a:xfrm>
+                      <a:off x="0" y="0"/>
+                      <a:ext cx="6188710" cy="5045710"/>
+                    </a:xfrm>
+                    <a:prstGeom prst="rect">
+                      <a:avLst/>
+                    </a:prstGeom>
+                  </pic:spPr>
+                </pic:pic>
+              </a:graphicData>
+            </a:graphic>
+          </wp:inline>
+        </w:drawing>
+      </w:r>
+    </w:p>
+    <w:p>
+      <w:pPr>
+        <w:spacing w:before="60" w:after="40"/>
+        <w:jc w:val="left"/>
+        <w:rPr>
+          <w:bCs/>
+        </w:rPr>
+      </w:pPr>
+    </w:p>
+    <w:p>
+      <w:pPr>
+        <w:spacing w:before="60" w:after="40"/>
+        <w:jc w:val="left"/>
+        <w:rPr>
+          <w:bCs/>
+        </w:rPr>
+      </w:pPr>
+      <w:proofErr w:type="spellStart"/>
+      <w:r>
+        <w:rPr>
+          <w:bCs/>
+        </w:rPr>
+        <w:t>Комітимо</w:t>
+      </w:r>
+      <w:proofErr w:type="spellEnd"/>
+      <w:r>
+        <w:rPr>
+          <w:bCs/>
+        </w:rPr>
+        <w:t xml:space="preserve"> зміни і створюємо новий </w:t>
+      </w:r>
+      <w:proofErr w:type="spellStart"/>
+      <w:r>
+        <w:rPr>
+          <w:bCs/>
+        </w:rPr>
+        <w:t>пулл</w:t>
+      </w:r>
+      <w:proofErr w:type="spellEnd"/>
+      <w:r>
+        <w:rPr>
+          <w:bCs/>
+        </w:rPr>
+        <w:t xml:space="preserve"> </w:t>
+      </w:r>
+      <w:proofErr w:type="spellStart"/>
+      <w:r>
+        <w:rPr>
+          <w:bCs/>
+        </w:rPr>
+        <w:t>реквест</w:t>
+      </w:r>
+      <w:proofErr w:type="spellEnd"/>
+      <w:r>
+        <w:rPr>
+          <w:bCs/>
+        </w:rPr>
+        <w:t xml:space="preserve"> для внесення змін в </w:t>
+      </w:r>
+      <w:proofErr w:type="spellStart"/>
+      <w:r>
+        <w:rPr>
+          <w:bCs/>
+        </w:rPr>
+        <w:t>мейн</w:t>
+      </w:r>
+      <w:proofErr w:type="spellEnd"/>
+      <w:r>
+        <w:rPr>
+          <w:bCs/>
+        </w:rPr>
+        <w:t xml:space="preserve"> гілку.</w:t>
+      </w:r>
+    </w:p>
+    <w:p>
+      <w:pPr>
+        <w:spacing w:before="60" w:after="40"/>
+        <w:jc w:val="left"/>
+        <w:rPr>
+          <w:bCs/>
+        </w:rPr>
+      </w:pPr>
+      <w:r>
+        <w:rPr>
+          <w:bCs/>
+          <w:lang w:val="en-US"/>
+        </w:rPr>
+        <w:lastRenderedPageBreak/>
+        <w:drawing>
+          <wp:inline distT="0" distB="0" distL="0" distR="0" wp14:anchorId="445DE75E" wp14:editId="08C49DB3">
+            <wp:extent cx="6188710" cy="4390390"/>
+            <wp:effectExtent l="0" t="0" r="2540" b="0"/>
+            <wp:docPr id="981649890" name="Рисунок 1"/>
+            <wp:cNvGraphicFramePr>
+              <a:graphicFrameLocks xmlns:a="http://schemas.openxmlformats.org/drawingml/2006/main" noChangeAspect="1"/>
+            </wp:cNvGraphicFramePr>
+            <a:graphic xmlns:a="http://schemas.openxmlformats.org/drawingml/2006/main">
+              <a:graphicData uri="http://schemas.openxmlformats.org/drawingml/2006/picture">
+                <pic:pic xmlns:pic="http://schemas.openxmlformats.org/drawingml/2006/picture">
+                  <pic:nvPicPr>
+                    <pic:cNvPr id="981649890" name=""/>
+                    <pic:cNvPicPr/>
+                  </pic:nvPicPr>
+                  <pic:blipFill>
+                    <a:blip r:embed="rId18"/>
+                    <a:stretch>
+                      <a:fillRect/>
+                    </a:stretch>
+                  </pic:blipFill>
+                  <pic:spPr>
+                    <a:xfrm>
+                      <a:off x="0" y="0"/>
+                      <a:ext cx="6188710" cy="4390390"/>
+                    </a:xfrm>
+                    <a:prstGeom prst="rect">
+                      <a:avLst/>
+                    </a:prstGeom>
+                  </pic:spPr>
+                </pic:pic>
+              </a:graphicData>
+            </a:graphic>
+          </wp:inline>
+        </w:drawing>
+      </w:r>
+    </w:p>
+    <w:p>
+      <w:pPr>
+        <w:spacing w:before="60" w:after="40"/>
+        <w:jc w:val="left"/>
+        <w:rPr>
+          <w:bCs/>
+        </w:rPr>
+      </w:pPr>
+    </w:p>
+    <w:p>
+      <w:pPr>
+        <w:spacing w:before="60" w:after="40"/>
+        <w:jc w:val="left"/>
+        <w:rPr>
+          <w:b/>
+        </w:rPr>
+      </w:pPr>
+      <w:r>
+        <w:rPr>
+          <w:b/>
+        </w:rPr>
+        <w:t>Крок 3</w:t>
+      </w:r>
+    </w:p>
+    <w:p>
+      <w:pPr>
+        <w:spacing w:before="60" w:after="40"/>
+        <w:jc w:val="left"/>
+        <w:rPr>
+          <w:bCs/>
+        </w:rPr>
+      </w:pPr>
+      <w:r>
+        <w:rPr>
+          <w:bCs/>
+        </w:rPr>
+        <w:t xml:space="preserve">Для того щоб підключити файл шаблонів стилів , створюємо новий </w:t>
+      </w:r>
+      <w:proofErr w:type="spellStart"/>
+      <w:r>
+        <w:rPr>
+          <w:bCs/>
+        </w:rPr>
+        <w:t>бренч</w:t>
+      </w:r>
+      <w:proofErr w:type="spellEnd"/>
+      <w:r>
+        <w:rPr>
+          <w:bCs/>
+        </w:rPr>
+        <w:t xml:space="preserve"> для цієї задачі . Після чого створюємо файл стилів, підключаємо його до </w:t>
+      </w:r>
+      <w:proofErr w:type="spellStart"/>
+      <w:r>
+        <w:rPr>
+          <w:bCs/>
+        </w:rPr>
+        <w:t>хтмл</w:t>
+      </w:r>
+      <w:proofErr w:type="spellEnd"/>
+      <w:r>
+        <w:rPr>
+          <w:bCs/>
+        </w:rPr>
+        <w:t xml:space="preserve"> та </w:t>
+      </w:r>
+      <w:proofErr w:type="spellStart"/>
+      <w:r>
+        <w:rPr>
+          <w:bCs/>
+        </w:rPr>
+        <w:t>комітимось</w:t>
+      </w:r>
+      <w:proofErr w:type="spellEnd"/>
+      <w:r>
+        <w:rPr>
+          <w:bCs/>
+        </w:rPr>
+        <w:t xml:space="preserve"> .</w:t>
+      </w:r>
+    </w:p>
+    <w:p>
+      <w:pPr>
+        <w:spacing w:before="60" w:after="40"/>
+        <w:jc w:val="left"/>
+        <w:rPr>
+          <w:bCs/>
+        </w:rPr>
+      </w:pPr>
+    </w:p>
+    <w:p>
+      <w:pPr>
+        <w:spacing w:before="60" w:after="40"/>
+        <w:jc w:val="left"/>
+        <w:rPr>
+          <w:bCs/>
+        </w:rPr>
+      </w:pPr>
+      <w:r>
+        <w:rPr>
+          <w:bCs/>
+        </w:rPr>
+        <w:lastRenderedPageBreak/>
+        <w:drawing>
+          <wp:inline distT="0" distB="0" distL="0" distR="0" wp14:anchorId="2ACE0D7F" wp14:editId="665D350A">
+            <wp:extent cx="6188710" cy="3084195"/>
+            <wp:effectExtent l="0" t="0" r="2540" b="1905"/>
+            <wp:docPr id="478989895" name="Рисунок 1"/>
+            <wp:cNvGraphicFramePr>
+              <a:graphicFrameLocks xmlns:a="http://schemas.openxmlformats.org/drawingml/2006/main" noChangeAspect="1"/>
+            </wp:cNvGraphicFramePr>
+            <a:graphic xmlns:a="http://schemas.openxmlformats.org/drawingml/2006/main">
+              <a:graphicData uri="http://schemas.openxmlformats.org/drawingml/2006/picture">
+                <pic:pic xmlns:pic="http://schemas.openxmlformats.org/drawingml/2006/picture">
+                  <pic:nvPicPr>
+                    <pic:cNvPr id="478989895" name=""/>
+                    <pic:cNvPicPr/>
+                  </pic:nvPicPr>
+                  <pic:blipFill>
+                    <a:blip r:embed="rId19"/>
+                    <a:stretch>
+                      <a:fillRect/>
+                    </a:stretch>
+                  </pic:blipFill>
+                  <pic:spPr>
+                    <a:xfrm>
+                      <a:off x="0" y="0"/>
+                      <a:ext cx="6188710" cy="3084195"/>
+                    </a:xfrm>
+                    <a:prstGeom prst="rect">
+                      <a:avLst/>
+                    </a:prstGeom>
+                  </pic:spPr>
+                </pic:pic>
+              </a:graphicData>
+            </a:graphic>
+          </wp:inline>
+        </w:drawing>
+      </w:r>
+    </w:p>
+    <w:p>
+      <w:pPr>
+        <w:spacing w:before="60" w:after="40"/>
+        <w:jc w:val="left"/>
+        <w:rPr>
+          <w:bCs/>
+        </w:rPr>
+      </w:pPr>
+    </w:p>
+    <w:p>
+      <w:pPr>
+        <w:spacing w:before="60" w:after="40"/>
+        <w:jc w:val="left"/>
+        <w:rPr>
+          <w:bCs/>
+          <w:lang w:val="en-US"/>
+        </w:rPr>
+      </w:pPr>
+    </w:p>
+    <w:p>
+      <w:pPr>
+        <w:spacing w:before="60" w:after="40"/>
+        <w:jc w:val="left"/>
+      </w:pPr>
+      <w:r>
+        <w:rPr>
+          <w:b/>
+        </w:rPr>
         <w:t>Висновок:</w:t>
       </w:r>
     </w:p>

--- a/docs/Лабораторна_1_2_3.docx
+++ b/docs/Лабораторна_1_2_3.docx
@@ -1759,6 +1759,48 @@
           <w:lang w:val="en-US"/>
         </w:rPr>
       </w:pPr>
+      <w:r>
+        <w:rPr>
+          <w:bCs/>
+          <w:lang w:val="en-US"/>
+        </w:rPr>
+        <w:lastRenderedPageBreak/>
+        <w:drawing>
+          <wp:inline distT="0" distB="0" distL="0" distR="0" wp14:anchorId="731AA666" wp14:editId="2C68FF5C">
+            <wp:extent cx="6188710" cy="5821680"/>
+            <wp:effectExtent l="0" t="0" r="2540" b="7620"/>
+            <wp:docPr id="1224671891" name="Рисунок 1"/>
+            <wp:cNvGraphicFramePr>
+              <a:graphicFrameLocks xmlns:a="http://schemas.openxmlformats.org/drawingml/2006/main" noChangeAspect="1"/>
+            </wp:cNvGraphicFramePr>
+            <a:graphic xmlns:a="http://schemas.openxmlformats.org/drawingml/2006/main">
+              <a:graphicData uri="http://schemas.openxmlformats.org/drawingml/2006/picture">
+                <pic:pic xmlns:pic="http://schemas.openxmlformats.org/drawingml/2006/picture">
+                  <pic:nvPicPr>
+                    <pic:cNvPr id="1224671891" name=""/>
+                    <pic:cNvPicPr/>
+                  </pic:nvPicPr>
+                  <pic:blipFill>
+                    <a:blip r:embed="rId20"/>
+                    <a:stretch>
+                      <a:fillRect/>
+                    </a:stretch>
+                  </pic:blipFill>
+                  <pic:spPr>
+                    <a:xfrm>
+                      <a:off x="0" y="0"/>
+                      <a:ext cx="6188710" cy="5821680"/>
+                    </a:xfrm>
+                    <a:prstGeom prst="rect">
+                      <a:avLst/>
+                    </a:prstGeom>
+                  </pic:spPr>
+                </pic:pic>
+              </a:graphicData>
+            </a:graphic>
+          </wp:inline>
+        </w:drawing>
+      </w:r>
     </w:p>
     <w:p>
       <w:pPr>

--- a/docs/Лабораторна_1_2_3.docx
+++ b/docs/Лабораторна_1_2_3.docx
@@ -1806,6 +1806,150 @@
       <w:pPr>
         <w:spacing w:before="60" w:after="40"/>
         <w:jc w:val="left"/>
+        <w:rPr>
+          <w:bCs/>
+          <w:lang w:val="en-US"/>
+        </w:rPr>
+      </w:pPr>
+    </w:p>
+    <w:p>
+      <w:pPr>
+        <w:spacing w:before="60" w:after="40"/>
+        <w:jc w:val="left"/>
+        <w:rPr>
+          <w:bCs/>
+        </w:rPr>
+      </w:pPr>
+      <w:r>
+        <w:rPr>
+          <w:bCs/>
+        </w:rPr>
+        <w:t xml:space="preserve">Після створення </w:t>
+      </w:r>
+      <w:proofErr w:type="spellStart"/>
+      <w:r>
+        <w:rPr>
+          <w:bCs/>
+        </w:rPr>
+        <w:t>пулл</w:t>
+      </w:r>
+      <w:proofErr w:type="spellEnd"/>
+      <w:r>
+        <w:rPr>
+          <w:bCs/>
+        </w:rPr>
+        <w:t xml:space="preserve"> </w:t>
+      </w:r>
+      <w:proofErr w:type="spellStart"/>
+      <w:r>
+        <w:rPr>
+          <w:bCs/>
+        </w:rPr>
+        <w:t>реквесту</w:t>
+      </w:r>
+      <w:proofErr w:type="spellEnd"/>
+      <w:r>
+        <w:rPr>
+          <w:bCs/>
+        </w:rPr>
+        <w:t xml:space="preserve"> та злиття з </w:t>
+      </w:r>
+      <w:proofErr w:type="spellStart"/>
+      <w:r>
+        <w:rPr>
+          <w:bCs/>
+        </w:rPr>
+        <w:t>мейн</w:t>
+      </w:r>
+      <w:proofErr w:type="spellEnd"/>
+      <w:r>
+        <w:rPr>
+          <w:bCs/>
+        </w:rPr>
+        <w:t xml:space="preserve"> , ми отримуємо повні зміни на гілці </w:t>
+      </w:r>
+      <w:r>
+        <w:rPr>
+          <w:bCs/>
+          <w:lang w:val="en-US"/>
+        </w:rPr>
+        <w:t>main</w:t>
+      </w:r>
+      <w:r>
+        <w:rPr>
+          <w:bCs/>
+        </w:rPr>
+        <w:t xml:space="preserve">.  Що </w:t>
+      </w:r>
+      <w:proofErr w:type="spellStart"/>
+      <w:r>
+        <w:rPr>
+          <w:bCs/>
+        </w:rPr>
+        <w:t>підверджується</w:t>
+      </w:r>
+      <w:proofErr w:type="spellEnd"/>
+      <w:r>
+        <w:rPr>
+          <w:bCs/>
+        </w:rPr>
+        <w:t xml:space="preserve"> зовнішнім виглядом відкритої сторінки </w:t>
+      </w:r>
+    </w:p>
+    <w:p>
+      <w:pPr>
+        <w:spacing w:before="60" w:after="40"/>
+        <w:jc w:val="left"/>
+        <w:rPr>
+          <w:bCs/>
+        </w:rPr>
+      </w:pPr>
+      <w:r>
+        <w:rPr>
+          <w:bCs/>
+        </w:rPr>
+        <w:lastRenderedPageBreak/>
+        <w:drawing>
+          <wp:inline distT="0" distB="0" distL="0" distR="0" wp14:anchorId="5E67D1D9" wp14:editId="14039440">
+            <wp:extent cx="6188710" cy="3808095"/>
+            <wp:effectExtent l="0" t="0" r="2540" b="1905"/>
+            <wp:docPr id="1174964802" name="Рисунок 1"/>
+            <wp:cNvGraphicFramePr>
+              <a:graphicFrameLocks xmlns:a="http://schemas.openxmlformats.org/drawingml/2006/main" noChangeAspect="1"/>
+            </wp:cNvGraphicFramePr>
+            <a:graphic xmlns:a="http://schemas.openxmlformats.org/drawingml/2006/main">
+              <a:graphicData uri="http://schemas.openxmlformats.org/drawingml/2006/picture">
+                <pic:pic xmlns:pic="http://schemas.openxmlformats.org/drawingml/2006/picture">
+                  <pic:nvPicPr>
+                    <pic:cNvPr id="1174964802" name=""/>
+                    <pic:cNvPicPr/>
+                  </pic:nvPicPr>
+                  <pic:blipFill>
+                    <a:blip r:embed="rId21"/>
+                    <a:stretch>
+                      <a:fillRect/>
+                    </a:stretch>
+                  </pic:blipFill>
+                  <pic:spPr>
+                    <a:xfrm>
+                      <a:off x="0" y="0"/>
+                      <a:ext cx="6188710" cy="3808095"/>
+                    </a:xfrm>
+                    <a:prstGeom prst="rect">
+                      <a:avLst/>
+                    </a:prstGeom>
+                  </pic:spPr>
+                </pic:pic>
+              </a:graphicData>
+            </a:graphic>
+          </wp:inline>
+        </w:drawing>
+      </w:r>
+    </w:p>
+    <w:p>
+      <w:pPr>
+        <w:spacing w:before="60" w:after="40"/>
+        <w:jc w:val="left"/>
       </w:pPr>
       <w:r>
         <w:rPr>
@@ -1822,7 +1966,107 @@
         <w:rPr>
           <w:rFonts w:eastAsia="Times New Roman"/>
         </w:rPr>
-        <w:t>У ході лабораторної роботи було створено та перевірено дві програми з лінійною структурою мовою C. Опрацьовано оголошення змінних типу double, введення даних за допомогою функції scanf, виведення результатів за допомогою printf та виконання арифметичних обчислень.</w:t>
+        <w:t xml:space="preserve">У ході лабораторної роботи було </w:t>
+      </w:r>
+      <w:r>
+        <w:rPr>
+          <w:rFonts w:eastAsia="Times New Roman"/>
+        </w:rPr>
+        <w:t xml:space="preserve">проведене знайомство з </w:t>
+      </w:r>
+      <w:proofErr w:type="spellStart"/>
+      <w:r>
+        <w:rPr>
+          <w:rFonts w:eastAsia="Times New Roman"/>
+        </w:rPr>
+        <w:t>використанняв</w:t>
+      </w:r>
+      <w:proofErr w:type="spellEnd"/>
+      <w:r>
+        <w:rPr>
+          <w:rFonts w:eastAsia="Times New Roman"/>
+        </w:rPr>
+        <w:t xml:space="preserve"> системи </w:t>
+      </w:r>
+      <w:proofErr w:type="spellStart"/>
+      <w:r>
+        <w:rPr>
+          <w:rFonts w:eastAsia="Times New Roman"/>
+        </w:rPr>
+        <w:t>версіонування</w:t>
+      </w:r>
+      <w:proofErr w:type="spellEnd"/>
+      <w:r>
+        <w:rPr>
+          <w:rFonts w:eastAsia="Times New Roman"/>
+        </w:rPr>
+        <w:t xml:space="preserve">, базові правила використання </w:t>
+      </w:r>
+      <w:r>
+        <w:rPr>
+          <w:rFonts w:eastAsia="Times New Roman"/>
+          <w:lang w:val="en-US"/>
+        </w:rPr>
+        <w:t xml:space="preserve">html </w:t>
+      </w:r>
+      <w:r>
+        <w:rPr>
+          <w:rFonts w:eastAsia="Times New Roman"/>
+        </w:rPr>
+        <w:t xml:space="preserve">розмітки та підключення та використання стилів </w:t>
+      </w:r>
+      <w:proofErr w:type="spellStart"/>
+      <w:r>
+        <w:rPr>
+          <w:rFonts w:eastAsia="Times New Roman"/>
+          <w:lang w:val="en-US"/>
+        </w:rPr>
+        <w:t>css</w:t>
+      </w:r>
+      <w:proofErr w:type="spellEnd"/>
+      <w:r>
+        <w:rPr>
+          <w:rFonts w:eastAsia="Times New Roman"/>
+          <w:lang w:val="en-US"/>
+        </w:rPr>
+        <w:t xml:space="preserve">.  </w:t>
+      </w:r>
+      <w:r>
+        <w:rPr>
+          <w:rFonts w:eastAsia="Times New Roman"/>
+        </w:rPr>
+        <w:t xml:space="preserve">З роботою можна ознайомитись за </w:t>
+      </w:r>
+      <w:proofErr w:type="spellStart"/>
+      <w:r>
+        <w:rPr>
+          <w:rFonts w:eastAsia="Times New Roman"/>
+        </w:rPr>
+        <w:t>адресою</w:t>
+      </w:r>
+      <w:proofErr w:type="spellEnd"/>
+      <w:r>
+        <w:rPr>
+          <w:rFonts w:eastAsia="Times New Roman"/>
+        </w:rPr>
+        <w:t xml:space="preserve"> </w:t>
+      </w:r>
+      <w:hyperlink r:id="rId22" w:history="1">
+        <w:proofErr w:type="spellStart"/>
+        <w:r>
+          <w:rPr>
+            <w:rStyle w:val="a3"/>
+            <w:rFonts w:eastAsia="Times New Roman"/>
+          </w:rPr>
+          <w:t>web_technology_labs</w:t>
+        </w:r>
+        <w:proofErr w:type="spellEnd"/>
+      </w:hyperlink>
+      <w:r>
+        <w:rPr>
+          <w:rFonts w:eastAsia="Times New Roman"/>
+        </w:rPr>
+        <w:t xml:space="preserve">  .</w:t>
       </w:r>
     </w:p>
     <w:sectPr>

--- a/docs/Лабораторна_1_2_3.docx
+++ b/docs/Лабораторна_1_2_3.docx
@@ -170,13 +170,8 @@
       <w:pPr>
         <w:pStyle w:val="-0"/>
       </w:pPr>
-      <w:proofErr w:type="spellStart"/>
-      <w:r>
-        <w:t>к.т.н</w:t>
-      </w:r>
-      <w:proofErr w:type="spellEnd"/>
-      <w:r>
-        <w:t>., старший викладач кафедри КСУ,</w:t>
+      <w:r>
+        <w:t>доцент</w:t>
       </w:r>
     </w:p>
     <w:p>
@@ -184,7 +179,7 @@
         <w:pStyle w:val="-0"/>
       </w:pPr>
       <w:r>
-        <w:t>Богдан БІЛЕЦЬКИЙ</w:t>
+        <w:t>Олег КОВАЛЮК</w:t>
       </w:r>
     </w:p>
     <w:p/>
@@ -399,6 +394,7 @@
       <w:r>
         <w:rPr>
           <w:bCs/>
+          <w:noProof/>
         </w:rPr>
         <w:drawing>
           <wp:inline distT="0" distB="0" distL="0" distR="0" wp14:anchorId="657F0880" wp14:editId="64F1AB89">
@@ -496,6 +492,7 @@
       <w:r>
         <w:rPr>
           <w:bCs/>
+          <w:noProof/>
         </w:rPr>
         <w:drawing>
           <wp:inline distT="0" distB="0" distL="0" distR="0" wp14:anchorId="57CDA163" wp14:editId="632C8912">
@@ -595,6 +592,7 @@
       <w:r>
         <w:rPr>
           <w:bCs/>
+          <w:noProof/>
           <w:lang w:val="en-US"/>
         </w:rPr>
         <w:drawing>
@@ -749,6 +747,7 @@
       <w:r>
         <w:rPr>
           <w:bCs/>
+          <w:noProof/>
           <w:lang w:val="en-US"/>
         </w:rPr>
         <w:drawing>
@@ -838,6 +837,7 @@
       <w:r>
         <w:rPr>
           <w:bCs/>
+          <w:noProof/>
         </w:rPr>
         <w:lastRenderedPageBreak/>
         <w:drawing>
@@ -926,6 +926,7 @@
       <w:r>
         <w:rPr>
           <w:bCs/>
+          <w:noProof/>
         </w:rPr>
         <w:drawing>
           <wp:inline distT="0" distB="0" distL="0" distR="0" wp14:anchorId="108EFFE5" wp14:editId="2E14AAB4">
@@ -1013,6 +1014,7 @@
       <w:r>
         <w:rPr>
           <w:bCs/>
+          <w:noProof/>
         </w:rPr>
         <w:drawing>
           <wp:inline distT="0" distB="0" distL="0" distR="0" wp14:anchorId="577F5CD0" wp14:editId="6B1BF4B1">
@@ -1095,6 +1097,7 @@
       <w:r>
         <w:rPr>
           <w:bCs/>
+          <w:noProof/>
         </w:rPr>
         <w:drawing>
           <wp:inline distT="0" distB="0" distL="0" distR="0" wp14:anchorId="0FE3E3B0" wp14:editId="2F17D3BC">
@@ -1188,6 +1191,7 @@
       <w:r>
         <w:rPr>
           <w:bCs/>
+          <w:noProof/>
         </w:rPr>
         <w:drawing>
           <wp:inline distT="0" distB="0" distL="0" distR="0" wp14:anchorId="26932EA9" wp14:editId="196347E7">
@@ -1359,6 +1363,7 @@
       <w:r>
         <w:rPr>
           <w:bCs/>
+          <w:noProof/>
         </w:rPr>
         <w:drawing>
           <wp:inline distT="0" distB="0" distL="0" distR="0" wp14:anchorId="3057A2BF" wp14:editId="0CF49B4A">
@@ -1437,6 +1442,7 @@
       <w:r>
         <w:rPr>
           <w:bCs/>
+          <w:noProof/>
         </w:rPr>
         <w:lastRenderedPageBreak/>
         <w:drawing>
@@ -1561,6 +1567,7 @@
       <w:r>
         <w:rPr>
           <w:bCs/>
+          <w:noProof/>
           <w:lang w:val="en-US"/>
         </w:rPr>
         <w:lastRenderedPageBreak/>
@@ -1702,6 +1709,7 @@
       <w:r>
         <w:rPr>
           <w:bCs/>
+          <w:noProof/>
         </w:rPr>
         <w:lastRenderedPageBreak/>
         <w:drawing>
@@ -1762,6 +1770,7 @@
       <w:r>
         <w:rPr>
           <w:bCs/>
+          <w:noProof/>
           <w:lang w:val="en-US"/>
         </w:rPr>
         <w:lastRenderedPageBreak/>
@@ -1907,6 +1916,7 @@
       <w:r>
         <w:rPr>
           <w:bCs/>
+          <w:noProof/>
         </w:rPr>
         <w:lastRenderedPageBreak/>
         <w:drawing>
